--- a/supported_documents/Priyanshu_Harsana_Template.docx
+++ b/supported_documents/Priyanshu_Harsana_Template.docx
@@ -160,17 +160,7 @@
           <w:sz w:val="20"/>
           <w:szCs w:val="20"/>
         </w:rPr>
-        <w:t>[</w:t>
-      </w:r>
-      <w:r>
-        <w:rPr>
-          <w:rStyle w:val="Strong"/>
-          <w:rFonts w:eastAsia="Calibri" w:cs="Calibri" w:ascii="Calibri" w:hAnsi="Calibri"/>
-          <w:color w:val="444444"/>
-          <w:sz w:val="20"/>
-          <w:szCs w:val="20"/>
-        </w:rPr>
-        <w:t>bio</w:t>
+        <w:t>[bio</w:t>
       </w:r>
       <w:r>
         <w:rPr>
@@ -362,56 +352,79 @@
         <w:spacing w:before="0" w:after="60"/>
         <w:ind w:hanging="360" w:start="720" w:end="0"/>
         <w:jc w:val="start"/>
-        <w:rPr/>
-      </w:pPr>
-      <w:r>
-        <w:rPr>
-          <w:rFonts w:eastAsia="Calibri" w:cs="Calibri" w:ascii="Calibri" w:hAnsi="Calibri"/>
-          <w:color w:val="444444"/>
-          <w:sz w:val="20"/>
-          <w:szCs w:val="20"/>
-        </w:rPr>
-        <w:t xml:space="preserve">Built and deployed a </w:t>
-      </w:r>
-      <w:r>
-        <w:rPr>
-          <w:rFonts w:eastAsia="Calibri" w:cs="Calibri" w:ascii="Calibri" w:hAnsi="Calibri"/>
-          <w:b/>
-          <w:bCs/>
-          <w:color w:val="444444"/>
-          <w:sz w:val="20"/>
-          <w:szCs w:val="20"/>
-        </w:rPr>
-        <w:t xml:space="preserve">hybrid-retrieval RAG </w:t>
-      </w:r>
-      <w:r>
-        <w:rPr>
-          <w:rFonts w:eastAsia="Calibri" w:cs="Calibri" w:ascii="Calibri" w:hAnsi="Calibri"/>
-          <w:color w:val="444444"/>
-          <w:sz w:val="20"/>
-          <w:szCs w:val="20"/>
-        </w:rPr>
-        <w:t xml:space="preserve">application extracting knowledge from .pdf, .excel,. ppt and diagrams in enterprise documents, combining </w:t>
-      </w:r>
-      <w:r>
-        <w:rPr>
-          <w:rFonts w:eastAsia="Calibri" w:cs="Calibri" w:ascii="Calibri" w:hAnsi="Calibri"/>
-          <w:b/>
-          <w:bCs/>
-          <w:color w:val="444444"/>
-          <w:sz w:val="20"/>
-          <w:szCs w:val="20"/>
-        </w:rPr>
-        <w:t>PostgreSQL (pgvector) with OpenAI-compatible LLMs</w:t>
-      </w:r>
-      <w:r>
-        <w:rPr>
-          <w:rFonts w:eastAsia="Calibri" w:cs="Calibri" w:ascii="Calibri" w:hAnsi="Calibri"/>
-          <w:color w:val="444444"/>
-          <w:sz w:val="20"/>
-          <w:szCs w:val="20"/>
-        </w:rPr>
-        <w:t>.</w:t>
+        <w:rPr>
+          <w:rFonts w:ascii="Calibri" w:hAnsi="Calibri" w:eastAsia="Calibri" w:cs="Calibri"/>
+          <w:color w:val="444444"/>
+          <w:sz w:val="20"/>
+          <w:szCs w:val="20"/>
+        </w:rPr>
+      </w:pPr>
+      <w:r>
+        <w:rPr>
+          <w:rFonts w:eastAsia="Calibri" w:cs="Calibri" w:ascii="Calibri" w:hAnsi="Calibri"/>
+          <w:color w:val="444444"/>
+          <w:sz w:val="20"/>
+          <w:szCs w:val="20"/>
+        </w:rPr>
+        <w:t xml:space="preserve">[Action verb] a Retrieval-Augmented Generation (RAG) system to solve [problem/business need], </w:t>
+      </w:r>
+    </w:p>
+    <w:p>
+      <w:pPr>
+        <w:pStyle w:val="ListParagraph"/>
+        <w:widowControl/>
+        <w:numPr>
+          <w:ilvl w:val="0"/>
+          <w:numId w:val="0"/>
+        </w:numPr>
+        <w:bidi w:val="0"/>
+        <w:spacing w:before="0" w:after="60"/>
+        <w:ind w:hanging="0" w:start="720" w:end="0"/>
+        <w:jc w:val="start"/>
+        <w:rPr>
+          <w:rFonts w:ascii="Calibri" w:hAnsi="Calibri" w:eastAsia="Calibri" w:cs="Calibri"/>
+          <w:color w:val="444444"/>
+          <w:sz w:val="20"/>
+          <w:szCs w:val="20"/>
+        </w:rPr>
+      </w:pPr>
+      <w:r>
+        <w:rPr>
+          <w:rFonts w:eastAsia="Calibri" w:cs="Calibri" w:ascii="Calibri" w:hAnsi="Calibri"/>
+          <w:color w:val="444444"/>
+          <w:sz w:val="20"/>
+          <w:szCs w:val="20"/>
+        </w:rPr>
+        <w:t xml:space="preserve">by [technical approach/architecture — e.g. vector DB, embedding model, LLM]. </w:t>
+      </w:r>
+    </w:p>
+    <w:p>
+      <w:pPr>
+        <w:pStyle w:val="ListParagraph"/>
+        <w:widowControl/>
+        <w:numPr>
+          <w:ilvl w:val="0"/>
+          <w:numId w:val="0"/>
+        </w:numPr>
+        <w:bidi w:val="0"/>
+        <w:spacing w:before="0" w:after="60"/>
+        <w:ind w:hanging="0" w:start="720" w:end="0"/>
+        <w:jc w:val="start"/>
+        <w:rPr>
+          <w:rFonts w:ascii="Calibri" w:hAnsi="Calibri" w:eastAsia="Calibri" w:cs="Calibri"/>
+          <w:color w:val="444444"/>
+          <w:sz w:val="20"/>
+          <w:szCs w:val="20"/>
+        </w:rPr>
+      </w:pPr>
+      <w:r>
+        <w:rPr>
+          <w:rFonts w:eastAsia="Calibri" w:cs="Calibri" w:ascii="Calibri" w:hAnsi="Calibri"/>
+          <w:color w:val="444444"/>
+          <w:sz w:val="20"/>
+          <w:szCs w:val="20"/>
+        </w:rPr>
+        <w:t>Deployed on [cloud platform] using [method/framework], achieving [quantifiable result].</w:t>
       </w:r>
     </w:p>
     <w:p>
@@ -1583,8 +1596,8 @@
       <w:u w:val="single"/>
     </w:rPr>
   </w:style>
-  <w:style w:type="character" w:styleId="FootnoteCharactersuser">
-    <w:name w:val="Footnote Characters (user)"/>
+  <w:style w:type="character" w:styleId="FootnoteCharacters">
+    <w:name w:val="Footnote Characters"/>
     <w:uiPriority w:val="99"/>
     <w:semiHidden/>
     <w:unhideWhenUsed/>
@@ -1593,8 +1606,8 @@
       <w:vertAlign w:val="superscript"/>
     </w:rPr>
   </w:style>
-  <w:style w:type="character" w:styleId="FootnoteCharacters">
-    <w:name w:val="Footnote Characters"/>
+  <w:style w:type="character" w:styleId="FootnoteCharactersuser">
+    <w:name w:val="Footnote Characters (user)"/>
     <w:qFormat/>
     <w:rPr>
       <w:vertAlign w:val="superscript"/>
@@ -1618,8 +1631,8 @@
       <w:szCs w:val="20"/>
     </w:rPr>
   </w:style>
-  <w:style w:type="character" w:styleId="EndnoteCharactersuser">
-    <w:name w:val="Endnote Characters (user)"/>
+  <w:style w:type="character" w:styleId="EndnoteCharacters">
+    <w:name w:val="Endnote Characters"/>
     <w:uiPriority w:val="99"/>
     <w:semiHidden/>
     <w:unhideWhenUsed/>
@@ -1628,8 +1641,8 @@
       <w:vertAlign w:val="superscript"/>
     </w:rPr>
   </w:style>
-  <w:style w:type="character" w:styleId="EndnoteCharacters">
-    <w:name w:val="Endnote Characters"/>
+  <w:style w:type="character" w:styleId="EndnoteCharactersuser">
+    <w:name w:val="Endnote Characters (user)"/>
     <w:qFormat/>
     <w:rPr>
       <w:vertAlign w:val="superscript"/>
@@ -1668,8 +1681,8 @@
       <w:u w:val="single"/>
     </w:rPr>
   </w:style>
-  <w:style w:type="character" w:styleId="Bulletsuser">
-    <w:name w:val="Bullets (user)"/>
+  <w:style w:type="character" w:styleId="Bullets">
+    <w:name w:val="Bullets"/>
     <w:qFormat/>
     <w:rPr>
       <w:rFonts w:ascii="OpenSymbol" w:hAnsi="OpenSymbol" w:eastAsia="OpenSymbol" w:cs="OpenSymbol"/>

--- a/supported_documents/Priyanshu_Harsana_Template.docx
+++ b/supported_documents/Priyanshu_Harsana_Template.docx
@@ -366,65 +366,7 @@
           <w:sz w:val="20"/>
           <w:szCs w:val="20"/>
         </w:rPr>
-        <w:t xml:space="preserve">[Action verb] a Retrieval-Augmented Generation (RAG) system to solve [problem/business need], </w:t>
-      </w:r>
-    </w:p>
-    <w:p>
-      <w:pPr>
-        <w:pStyle w:val="ListParagraph"/>
-        <w:widowControl/>
-        <w:numPr>
-          <w:ilvl w:val="0"/>
-          <w:numId w:val="0"/>
-        </w:numPr>
-        <w:bidi w:val="0"/>
-        <w:spacing w:before="0" w:after="60"/>
-        <w:ind w:hanging="0" w:start="720" w:end="0"/>
-        <w:jc w:val="start"/>
-        <w:rPr>
-          <w:rFonts w:ascii="Calibri" w:hAnsi="Calibri" w:eastAsia="Calibri" w:cs="Calibri"/>
-          <w:color w:val="444444"/>
-          <w:sz w:val="20"/>
-          <w:szCs w:val="20"/>
-        </w:rPr>
-      </w:pPr>
-      <w:r>
-        <w:rPr>
-          <w:rFonts w:eastAsia="Calibri" w:cs="Calibri" w:ascii="Calibri" w:hAnsi="Calibri"/>
-          <w:color w:val="444444"/>
-          <w:sz w:val="20"/>
-          <w:szCs w:val="20"/>
-        </w:rPr>
-        <w:t xml:space="preserve">by [technical approach/architecture — e.g. vector DB, embedding model, LLM]. </w:t>
-      </w:r>
-    </w:p>
-    <w:p>
-      <w:pPr>
-        <w:pStyle w:val="ListParagraph"/>
-        <w:widowControl/>
-        <w:numPr>
-          <w:ilvl w:val="0"/>
-          <w:numId w:val="0"/>
-        </w:numPr>
-        <w:bidi w:val="0"/>
-        <w:spacing w:before="0" w:after="60"/>
-        <w:ind w:hanging="0" w:start="720" w:end="0"/>
-        <w:jc w:val="start"/>
-        <w:rPr>
-          <w:rFonts w:ascii="Calibri" w:hAnsi="Calibri" w:eastAsia="Calibri" w:cs="Calibri"/>
-          <w:color w:val="444444"/>
-          <w:sz w:val="20"/>
-          <w:szCs w:val="20"/>
-        </w:rPr>
-      </w:pPr>
-      <w:r>
-        <w:rPr>
-          <w:rFonts w:eastAsia="Calibri" w:cs="Calibri" w:ascii="Calibri" w:hAnsi="Calibri"/>
-          <w:color w:val="444444"/>
-          <w:sz w:val="20"/>
-          <w:szCs w:val="20"/>
-        </w:rPr>
-        <w:t>Deployed on [cloud platform] using [method/framework], achieving [quantifiable result].</w:t>
+        <w:t>[rag_experience].</w:t>
       </w:r>
     </w:p>
     <w:p>
@@ -1596,8 +1538,8 @@
       <w:u w:val="single"/>
     </w:rPr>
   </w:style>
-  <w:style w:type="character" w:styleId="FootnoteCharacters">
-    <w:name w:val="Footnote Characters"/>
+  <w:style w:type="character" w:styleId="FootnoteCharactersuser">
+    <w:name w:val="Footnote Characters (user)"/>
     <w:uiPriority w:val="99"/>
     <w:semiHidden/>
     <w:unhideWhenUsed/>
@@ -1606,8 +1548,8 @@
       <w:vertAlign w:val="superscript"/>
     </w:rPr>
   </w:style>
-  <w:style w:type="character" w:styleId="FootnoteCharactersuser">
-    <w:name w:val="Footnote Characters (user)"/>
+  <w:style w:type="character" w:styleId="FootnoteCharacters">
+    <w:name w:val="Footnote Characters"/>
     <w:qFormat/>
     <w:rPr>
       <w:vertAlign w:val="superscript"/>
@@ -1631,8 +1573,8 @@
       <w:szCs w:val="20"/>
     </w:rPr>
   </w:style>
-  <w:style w:type="character" w:styleId="EndnoteCharacters">
-    <w:name w:val="Endnote Characters"/>
+  <w:style w:type="character" w:styleId="EndnoteCharactersuser">
+    <w:name w:val="Endnote Characters (user)"/>
     <w:uiPriority w:val="99"/>
     <w:semiHidden/>
     <w:unhideWhenUsed/>
@@ -1641,8 +1583,8 @@
       <w:vertAlign w:val="superscript"/>
     </w:rPr>
   </w:style>
-  <w:style w:type="character" w:styleId="EndnoteCharactersuser">
-    <w:name w:val="Endnote Characters (user)"/>
+  <w:style w:type="character" w:styleId="EndnoteCharacters">
+    <w:name w:val="Endnote Characters"/>
     <w:qFormat/>
     <w:rPr>
       <w:vertAlign w:val="superscript"/>
@@ -1681,8 +1623,8 @@
       <w:u w:val="single"/>
     </w:rPr>
   </w:style>
-  <w:style w:type="character" w:styleId="Bullets">
-    <w:name w:val="Bullets"/>
+  <w:style w:type="character" w:styleId="Bulletsuser">
+    <w:name w:val="Bullets (user)"/>
     <w:qFormat/>
     <w:rPr>
       <w:rFonts w:ascii="OpenSymbol" w:hAnsi="OpenSymbol" w:eastAsia="OpenSymbol" w:cs="OpenSymbol"/>

--- a/supported_documents/Priyanshu_Harsana_Template.docx
+++ b/supported_documents/Priyanshu_Harsana_Template.docx
@@ -948,19 +948,16 @@
           <w:b/>
           <w:bCs/>
           <w:color w:val="1F3864"/>
-          <w:sz w:val="20"/>
-          <w:szCs w:val="20"/>
-        </w:rPr>
-        <w:t>B.Sc. Mathematics &amp; Computer Science</w:t>
-      </w:r>
-      <w:r>
-        <w:rPr>
-          <w:rFonts w:eastAsia="Calibri" w:cs="Calibri" w:ascii="Calibri" w:hAnsi="Calibri"/>
-          <w:color w:val="444444"/>
-          <w:sz w:val="19"/>
-          <w:szCs w:val="19"/>
-        </w:rPr>
-        <w:t xml:space="preserve">  |  University of Delhi  |  2019 – 2022</w:t>
+          <w:kern w:val="0"/>
+          <w:sz w:val="20"/>
+          <w:szCs w:val="20"/>
+          <w:lang w:val="en-US" w:eastAsia="zh-CN" w:bidi="hi-IN"/>
+        </w:rPr>
+        <w:t xml:space="preserve">Bachelor’s Mathematics &amp; Computer Science </w:t>
+      </w:r>
+      <w:r>
+        <w:rPr/>
+        <w:t xml:space="preserve"> |  University of Delhi  |  2019 – 2022</w:t>
       </w:r>
     </w:p>
     <w:p>
